--- a/outputs/buch-beziehungen/wenn-beziehungen-erschoepfen-Taschenbuch.docx
+++ b/outputs/buch-beziehungen/wenn-beziehungen-erschoepfen-Taschenbuch.docx
@@ -105,7 +105,7 @@
           <w:sz w:val="210"/>
           <w:szCs w:val="210"/>
         </w:rPr>
-        <w:t xml:space="preserve">Bevor wir anfangen</w:t>
+        <w:t>Bevor wir anfangen: Warum ich dieses Buch schreibe</w:t>
       </w:r>
       <w:r>
         <w:rPr>
@@ -461,7 +461,7 @@
           <w:sz w:val="210"/>
           <w:szCs w:val="210"/>
         </w:rPr>
-        <w:t xml:space="preserve">: Wenn der andere sich nie ändert</w:t>
+        <w:t>: Wenn der andere sich nie ändert, schwierige Persönlichkeiten erkennen</w:t>
       </w:r>
     </w:p>
     <w:p>
@@ -486,7 +486,7 @@
           <w:sz w:val="210"/>
           <w:szCs w:val="210"/>
         </w:rPr>
-        <w:t xml:space="preserve">: Endlich sagen, was du meinst</w:t>
+        <w:t>: Endlich sagen, was du meinst, Kommunikation, die wirklich ankommt</w:t>
       </w:r>
     </w:p>
     <w:p>
@@ -2083,7 +2083,7 @@
           <w:sz w:val="220"/>
           <w:szCs w:val="220"/>
         </w:rPr>
-        <w:t xml:space="preserve">Nicht perfekt. Nicht sofort. Aber in eine Richtung, die stimmt.</w:t>
+        <w:t>Kein grosser Sprung. Viele kleine, ehrliche Schritte.</w:t>
       </w:r>
     </w:p>
     <w:p>
@@ -4625,7 +4625,7 @@
           <w:sz w:val="220"/>
           <w:szCs w:val="220"/>
         </w:rPr>
-        <w:t xml:space="preserve">Es ist das versteckteste Gefühl in dieser ganzen Geschichte, und gleichzeitig das Gefährlichste für Beziehungen. Ressentiment entsteht, wenn wir immer wieder geben und nie wirklich zurückbekommen. Wenn wir Bedürfnisse zurückstellen und sie nie erfüllt werden. Wenn wir Ja sagen, obwohl wir Nein meinen, und dann still wütend sind.</w:t>
+        <w:t>Es ist das versteckteste Gefühl in dieser ganzen Geschichte, und gleichzeitig das Gefährlichste für Beziehungen. Ressentiment entsteht, wenn wir immer wieder geben und nie wirklich zurückbekommen. Wenn wir Bedürfnisse zurückstellen und sie nie erfüllt werden. Wenn wir zustimmen, obwohl innerlich längst Widerstand da ist, und dann still wütend sind.</w:t>
       </w:r>
     </w:p>
     <w:p>
@@ -5923,7 +5923,7 @@
           <w:sz w:val="220"/>
           <w:szCs w:val="220"/>
         </w:rPr>
-        <w:t>Ich denke an Claudia, vierzig Jahre alt, Lehrerin. Claudia beschrieb ihre Ehe als „funktionierend“. Ihr Mann war kein schlechter Mensch. Er war präsent, verlässlich, gutmütig. Aber er fragte nie, wie es ihr wirklich ging.</w:t>
+        <w:t>Ich denke an Simone, vierzig Jahre alt, Lehrerin. Simone beschrieb ihre Ehe als „funktionierend“. Ihr Mann war kein schlechter Mensch. Er war präsent, verlässlich, gutmütig. Aber er fragte nie, wie es ihr wirklich ging.</w:t>
       </w:r>
     </w:p>
     <w:p>
@@ -8557,7 +8557,7 @@
           <w:sz w:val="220"/>
           <w:szCs w:val="220"/>
         </w:rPr>
-        <w:t>Grenzen zu setzen ist keine einmalige Handlung. Es ist eine Praxis. Du wirst es lernen, vergessen, wieder lernen. Du wirst Rückschritte haben, Momente, wo du wieder Ja sagst, obwohl du Nein meinst, und dann eine Stunde später weisst, dass du es bereust.</w:t>
+        <w:t>Grenzen zu setzen ist keine einmalige Handlung. Es ist eine Praxis. Du wirst es lernen, vergessen, wieder lernen. Du wirst Rückschritte haben, Momente, wo du wieder nachgibst, obwohl du eigentlich ablehnen wolltest, und dann eine Stunde später weisst, dass du es bereust.</w:t>
       </w:r>
     </w:p>
     <w:p>
@@ -12927,7 +12927,7 @@
           <w:sz w:val="220"/>
           <w:szCs w:val="220"/>
         </w:rPr>
-        <w:t xml:space="preserve">wenn jemand dich systematisch kleinmacht, erniedrigt oder kontrolliert, nicht einmalig, sondern als Muster. Wenn jemand deine Grenzen immer wieder verletzt, trotz klarer Kommunikation. Wenn du Angst hast, deine Meinung zu äussern, nicht Unbehagen, sondern Angst. Wenn die Beziehung deiner Gesundheit schadet: du schläfst nicht, du isst nicht, du funktionierst nicht mehr. Wenn es ein dauerhaftes Muster von Versprechen und gebrochenen Versprechen gibt, das sich nie wirklich ändert, egal was du sagst, egal wie sehr du dich anpasst.</w:t>
+        <w:t>Ich denke an Corinne, einunddreissig Jahre alt, Grafikerin. Sie kam zu mir, weil sie nicht mehr wusste, ob sie überreagierte oder ob tatsächlich etwas nicht stimmte. Ihr Partner machte sich vor Freunden immer wieder leise über sie lustig, mit kleinen Bemerkungen, über die alle lachten. Sprach sie das an, hiess es, sie könne keinen Spass verstehen. Sie schlief schlecht, ass unregelmässig, und jedes Mal, wenn sie eine Grenze versuchte, folgte ein Versprechen, das nie hielt. Genau das ist toxisch: ein Muster, das sich systematisch wiederholt, egal was du sagst, egal wie sehr du dich anpasst. Nicht der einzelne harte Moment, sondern das wiederkehrende Kleinmachen, die Angst, die eigene Meinung zu äussern, und Versprechen, die nie halten.</w:t>
       </w:r>
     </w:p>
     <w:p>
@@ -13729,7 +13729,7 @@
           <w:sz w:val="220"/>
           <w:szCs w:val="220"/>
         </w:rPr>
-        <w:t xml:space="preserve">Brigitte lachte. Das Lachen, das entsteht, wenn man etwas sieht, das man sich selbst noch nicht gezeigt hatte.</w:t>
+        <w:t>Brigitte wurde still. Kein Lachen, nur ein Gedanke, der sich nicht mehr wegschieben liess.</w:t>
       </w:r>
     </w:p>
     <w:p>
@@ -14164,7 +14164,7 @@
           <w:sz w:val="230"/>
           <w:szCs w:val="230"/>
         </w:rPr>
-        <w:t xml:space="preserve">Ein Abschluss, der ein Anfang ist</w:t>
+        <w:t>Was du mitnehmen darfst</w:t>
       </w:r>
     </w:p>
     <w:p>
@@ -14249,7 +14249,7 @@
           <w:sz w:val="220"/>
           <w:szCs w:val="220"/>
         </w:rPr>
-        <w:t xml:space="preserve">Und der Mensch, der dir das als erstes geben kann, bist du selbst. Nicht perfekt. Nicht sofort. Nicht ohne Rückschritte. Aber mit einer Richtung, die stimmt.</w:t>
+        <w:t>Und der Mensch, der dir das als erstes geben kann, bist du selbst. Mit Umwegen. Mit Tagen, die misslingen. Aber im eigenen Tempo.</w:t>
       </w:r>
     </w:p>
     <w:p>
@@ -18353,7 +18353,7 @@
           <w:sz w:val="220"/>
           <w:szCs w:val="220"/>
         </w:rPr>
-        <w:t xml:space="preserve"> Nicht: „Du ignorierst mich immer.“ Das ist eine Bewertung, keine Beobachtung. Und sie löst sofort Widerstand aus. Stattdessen: „Gestern Abend hast du drei Stunden auf dein Handy geschaut, während wir zusammen waren.“</w:t>
+        <w:t xml:space="preserve"> So wie bei Claudia: nicht „Du fragst nie, wie es mir geht“, das wäre eine Bewertung, keine Beobachtung, und sie löst sofort Widerstand aus. Sondern konkret und beschreibend: „Die letzten Abende hast du mich nicht gefragt, wie mein Tag war.“</w:t>
       </w:r>
     </w:p>
     <w:p>
@@ -18398,7 +18398,7 @@
           <w:sz w:val="220"/>
           <w:szCs w:val="220"/>
         </w:rPr>
-        <w:t xml:space="preserve"> Nicht: „Du machst mich unglücklich.“ Das macht den anderen verantwortlich. Sondern: „Ich fühle mich einsam, wenn wir Abende zusammen verbringen und kaum miteinander sprechen.“</w:t>
+        <w:t xml:space="preserve"> Nicht: „Du machst mich unglücklich.“ Das macht den anderen verantwortlich. Claudia hätte sagen können: „Ich fühle mich unsichtbar, wenn der Abend vorbeigeht, ohne dass du fragst, wie es mir geht.“</w:t>
       </w:r>
     </w:p>
     <w:p>
@@ -18443,7 +18443,7 @@
           <w:sz w:val="220"/>
           <w:szCs w:val="220"/>
         </w:rPr>
-        <w:t xml:space="preserve"> „Ich brauche manchmal Abende, wo wir wirklich miteinander reden. Wo ich das Gefühl habe, dass wir uns berühren, nicht nur nebeneinander existieren.“</w:t>
+        <w:t xml:space="preserve"> Für Claudia war das: „Ich brauche das Gefühl, dass du dich noch für mein Leben interessierst, nicht nur für den Alltag, den wir organisieren.“</w:t>
       </w:r>
     </w:p>
     <w:p>
@@ -18488,7 +18488,7 @@
           <w:sz w:val="220"/>
           <w:szCs w:val="220"/>
         </w:rPr>
-        <w:t xml:space="preserve"> „Könnten wir einmal pro Woche einen Abend ohne Handys verbringen?“</w:t>
+        <w:t xml:space="preserve"> Genau das war am Ende Claudias Satz: „Ich vermisse es, wenn du abends fragst, wie mein Tag war.“</w:t>
       </w:r>
     </w:p>
     <w:p>

--- a/outputs/buch-beziehungen/wenn-beziehungen-erschoepfen-Taschenbuch.docx
+++ b/outputs/buch-beziehungen/wenn-beziehungen-erschoepfen-Taschenbuch.docx
@@ -2197,10 +2197,15 @@
     </w:p>
     <w:p>
       <w:pPr>
-        <w:spacing w:after="0" w:before="200"/>
-      </w:pPr>
-      <w:r>
-        <w:t xml:space="preserve"/>
+        <w:spacing w:after="120" w:before="200"/>
+        <w:jc w:val="both"/>
+      </w:pPr>
+      <w:r>
+        <w:rPr>
+          <w:b w:val="0"/>
+          <w:sz w:val="220"/>
+        </w:rPr>
+        <w:t>Übrigens: Am Ende dieses Buchs wartet ein kostenloses Begleit-PDF auf dich. Es hilft dir, schneller zu merken, wann du dich in einer Beziehung schon wieder zurückstellst.</w:t>
       </w:r>
     </w:p>
     <w:tbl>
@@ -2387,7 +2392,7 @@
           <w:sz w:val="220"/>
           <w:szCs w:val="220"/>
         </w:rPr>
-        <w:t xml:space="preserve">Was du erlebst, hat in der Psychologie mehrere Namen. Ich nenne sie dir nicht, um dich in eine Schublade zu stecken, sondern weil Benennen befreit. Wenn du einem Muster einen Namen gibst, hört es auf, ein diffuses, bedrohliches Etwas zu sein. Es wird greifbar. Und was greifbar ist, kann verändert werden.</w:t>
+        <w:t>Was du erlebst, hat einen Namen. Ich nenne ihn dir nicht, um dich in eine Schublade zu stecken, sondern weil Benennen befreit. Wenn du einem Muster einen Namen gibst, hört es auf, ein diffuses, bedrohliches Etwas zu sein. Es wird greifbar. Und was greifbar ist, kann verändert werden.</w:t>
       </w:r>
     </w:p>
     <w:p>
@@ -2759,7 +2764,7 @@
           <w:sz w:val="220"/>
           <w:szCs w:val="220"/>
         </w:rPr>
-        <w:t xml:space="preserve">Diese Muster sind keine Charakterfehler. Sie sind keine Zeichen von Schwäche oder mangelnder Selbstachtung. Es sind Überlebensstrategien. Als Kind hast du gelernt: Wenn ich mich anpasse, ist Friede. Wenn ich keine Ansprüche stelle, werde ich nicht zurückgewiesen. Wenn ich für andere da bin, bin ich wertvoll.</w:t>
+        <w:t>Diese Muster sind keine Charakterfehler. Keine Zeichen von Schwäche oder mangelnder Selbstachtung. Es sind Überlebensstrategien, die du dir als Kind zugelegt hast, nicht Fehler, die du heute machst.</w:t>
       </w:r>
     </w:p>
     <w:p>
@@ -2793,7 +2798,7 @@
           <w:sz w:val="220"/>
           <w:szCs w:val="220"/>
         </w:rPr>
-        <w:t xml:space="preserve">Das Problem ist nur: Sie sind mitgewachsen. Und was mit sieben Jahren Sinn ergab, ergibt mit fünfunddreissig keinen mehr.</w:t>
+        <w:t>Das Problem ist nur: Sie sind mitgewachsen. Und was mit sieben Jahren Sinn ergab, ergibt mit fünfunddreissig keinen mehr. Woher das im Einzelnen kommt, zeigt dir das nächste Kapitel.</w:t>
       </w:r>
     </w:p>
     <w:p>
@@ -3571,7 +3576,7 @@
           <w:sz w:val="220"/>
           <w:szCs w:val="220"/>
         </w:rPr>
-        <w:t xml:space="preserve">Doch, das tat sie. Sie war immer in Alarmbereitschaft. Ihr Nervensystem hatte nie gelernt, dass es sich ausruhen durfte.</w:t>
+        <w:t>Doch, das tat sie. Sie war immer in Alarmbereitschaft, die Schultern leicht hochgezogen, als könnte jeden Moment irgendwo im Haus eine Tür zuschlagen. Ein Teil von ihr hatte nie gelernt, dass er sich ausruhen durfte.</w:t>
       </w:r>
     </w:p>
     <w:p>
@@ -3656,7 +3661,7 @@
           <w:sz w:val="220"/>
           <w:szCs w:val="220"/>
         </w:rPr>
-        <w:t xml:space="preserve">Die Bindungsforschung hat das sehr präzise beschrieben. John Bowlby, Mary Ainsworth und viele nach ihnen haben gezeigt, dass Kinder verschiedene Strategien entwickeln, um mit ihren Bezugspersonen umzugehen. Diese Strategien nennen wir Bindungsstile, und sie prägen uns weit ins Erwachsenenleben hinein.</w:t>
+        <w:t>Kinder entwickeln früh verschiedene Strategien, um mit ihren Bezugspersonen umzugehen, ganz ohne dass sie das bewusst entscheiden. Diese Strategien nennen wir Bindungsstile, und sie prägen uns weit ins Erwachsenenleben hinein.</w:t>
       </w:r>
     </w:p>
     <w:p>
@@ -4049,7 +4054,7 @@
           <w:sz w:val="220"/>
           <w:szCs w:val="220"/>
         </w:rPr>
-        <w:t>Franziska, die Frau, die ich am Anfang beschrieben habe, hat drei Jahre lang an diesen Mustern gearbeitet. Nicht weil ihr Kindheit so dramatisch war. Sondern weil sie verstanden hat, was das konstante Scannen anderer mit ihr gemacht hat. Und weil sie gelernt hat, dass ihr Nervensystem sich ausruhen darf. Dass sie nicht immer wissen muss, wie die Lage ist. Dass sie in einem Raum sein darf, ohne sofort zu analysieren, wer gute oder schlechte Laune hat.</w:t>
+        <w:t>Franziska, die Frau, die ich am Anfang beschrieben habe, hat drei Jahre lang an diesen Mustern gearbeitet. Nicht weil ihr Kindheit so dramatisch war. Sondern weil sie verstanden hat, was das konstante Scannen anderer mit ihr gemacht hat. Und weil sie gelernt hat, dass der Teil von ihr, der ständig auf Wache ist, sich ausruhen darf. Dass sie nicht immer wissen muss, wie die Lage ist. Dass sie in einem Raum sein darf, ohne sofort zu analysieren, wer gute oder schlechte Laune hat.</w:t>
       </w:r>
     </w:p>
     <w:p>
@@ -4404,24 +4409,24 @@
           <w:sz w:val="220"/>
           <w:szCs w:val="220"/>
         </w:rPr>
-        <w:t xml:space="preserve">Du liegst nachts wach und denkst. Meistens an andere. Was du vergessen haben könntest, wer gerade etwas von dir braucht, ob du genug getan hast. Dein Nervensystem dreht durch, auch wenn du eigentlich schlafen willst.</w:t>
-      </w:r>
-    </w:p>
-    <w:p>
-      <w:pPr>
-        <w:spacing w:after="120" w:before="0"/>
-        <w:jc w:val="both"/>
-      </w:pPr>
-      <w:r>
-        <w:rPr>
-          <w:rFonts w:ascii="Georgia" w:cs="Georgia" w:eastAsia="Georgia" w:hAnsi="Georgia"/>
-          <w:b w:val="false"/>
-          <w:bCs w:val="false"/>
-          <w:color w:val="2C2C2C"/>
-          <w:sz w:val="220"/>
-          <w:szCs w:val="220"/>
-        </w:rPr>
-        <w:t xml:space="preserve">Das ist kein Zufall und auch keine schlechte Angewohnheit. Das ist ein Nervensystem, das nicht abschalten kann, weil es nie gelernt hat, dass es das darf.</w:t>
+        <w:t>Du liegst nachts wach und denkst. Meistens an andere. Was du vergessen haben könntest, wer gerade etwas von dir braucht, ob du genug getan hast. Etwas in dir dreht durch, auch wenn du eigentlich schlafen willst.</w:t>
+      </w:r>
+    </w:p>
+    <w:p>
+      <w:pPr>
+        <w:spacing w:after="120" w:before="0"/>
+        <w:jc w:val="both"/>
+      </w:pPr>
+      <w:r>
+        <w:rPr>
+          <w:rFonts w:ascii="Georgia" w:cs="Georgia" w:eastAsia="Georgia" w:hAnsi="Georgia"/>
+          <w:b w:val="false"/>
+          <w:bCs w:val="false"/>
+          <w:color w:val="2C2C2C"/>
+          <w:sz w:val="220"/>
+          <w:szCs w:val="220"/>
+        </w:rPr>
+        <w:t>Das ist kein Zufall und auch keine schlechte Angewohnheit. Das ist ein Teil von dir, der nicht abschalten kann, weil er nie gelernt hat, dass er das darf.</w:t>
       </w:r>
     </w:p>
     <w:p>
@@ -5428,7 +5433,7 @@
           <w:sz w:val="220"/>
           <w:szCs w:val="220"/>
         </w:rPr>
-        <w:t xml:space="preserve">Was niemand sieht: Die Retterin rettet nicht aus reiner Güte. Sie rettet, weil es sich sicher anfühlt. Weil ihr Selbstwert daran hängt, nützlich zu sein. Weil sie nicht weiss, wie sie in einer Beziehung sein soll, wenn gerade niemand ihre Hilfe braucht.</w:t>
+        <w:t>Was niemand sieht: Die Retterin rettet nicht aus reiner Güte. Sie rettet, weil es sich sicher anfühlt. Weil ihr Selbstwert daran hängt, nützlich zu sein. Weil sie nicht weiss, wie sie in einer Beziehung sein soll, wenn gerade niemand ihre Hilfe braucht. Schon bevor sie nachdenkt, spannt sich etwas an, in der Brust, in den Schultern, sobald jemand ein Problem nur andeutet. Die Hände greifen nach einer Lösung, der Kopf fragt erst danach, ob das überhaupt ihre Aufgabe war.</w:t>
       </w:r>
     </w:p>
     <w:p>
@@ -5696,7 +5701,7 @@
           <w:sz w:val="220"/>
           <w:szCs w:val="220"/>
         </w:rPr>
-        <w:t xml:space="preserve">Die Märtyrerin hat oft einen starken moralischen Kern. Sie glaubt wirklich, dass Selbstlosigkeit tugendhaft ist. Was sie nicht sieht: Echte Selbstlosigkeit kommt aus Fülle. Was sie praktiziert, kommt aus Mangel. Sie gibt, weil sie nicht weiss, wie sie nehmen soll.</w:t>
+        <w:t>Die Märtyrerin hat oft einen starken moralischen Kern. Sie glaubt wirklich, dass Selbstlosigkeit tugendhaft ist. Was sie nicht sieht: Echte Selbstlosigkeit kommt aus Fülle. Was sie praktiziert, kommt aus Mangel. Sie gibt, weil sie nicht weiss, wie sie nehmen soll. Das hat eine Logik: Wer als Kind erlebt hat, dass eine offene Bitte abgewiesen wurde, ein erschöpftes Gesicht am Esstisch aber plötzlich Fürsorge auslöste, lernt genau das. Nicht fragen. Zeigen.</w:t>
       </w:r>
     </w:p>
     <w:p>
@@ -7701,24 +7706,24 @@
           <w:sz w:val="230"/>
           <w:szCs w:val="230"/>
         </w:rPr>
-        <w:t xml:space="preserve">Grenzen sind keine Mauern. Grenzen sind Türen.</w:t>
-      </w:r>
-    </w:p>
-    <w:p>
-      <w:pPr>
-        <w:spacing w:after="120" w:before="0"/>
-        <w:jc w:val="both"/>
-      </w:pPr>
-      <w:r>
-        <w:rPr>
-          <w:rFonts w:ascii="Georgia" w:cs="Georgia" w:eastAsia="Georgia" w:hAnsi="Georgia"/>
-          <w:b w:val="false"/>
-          <w:bCs w:val="false"/>
-          <w:color w:val="2C2C2C"/>
-          <w:sz w:val="220"/>
-          <w:szCs w:val="220"/>
-        </w:rPr>
-        <w:t xml:space="preserve">Eine Mauer hält alles aus. Eine Tür lässt das Richtige rein und hält das Unerwünschte draussen. Und das Entscheidende: Eine Tür kannst du öffnen. Aus freier Entscheidung, weil du es willst.</w:t>
+        <w:t>Grenzen sind nicht die Mauer um dein Haus. Grenzen sind die Hand, die du auf die Klinke legst, bevor du öffnest.</w:t>
+      </w:r>
+    </w:p>
+    <w:p>
+      <w:pPr>
+        <w:spacing w:after="120" w:before="0"/>
+        <w:jc w:val="both"/>
+      </w:pPr>
+      <w:r>
+        <w:rPr>
+          <w:rFonts w:ascii="Georgia" w:cs="Georgia" w:eastAsia="Georgia" w:hAnsi="Georgia"/>
+          <w:b w:val="false"/>
+          <w:bCs w:val="false"/>
+          <w:color w:val="2C2C2C"/>
+          <w:sz w:val="220"/>
+          <w:szCs w:val="220"/>
+        </w:rPr>
+        <w:t>Diese Hand ist die Pause zwischen Anfrage und Antwort. Du spürst nach, bevor du drückst. Und das Entscheidende: Du bist es, die drückt. Niemand sonst.</w:t>
       </w:r>
     </w:p>
     <w:p>
@@ -13545,7 +13550,7 @@
           <w:sz w:val="220"/>
           <w:szCs w:val="220"/>
         </w:rPr>
-        <w:t xml:space="preserve">Viele Frauen in diesem Muster tragen eine tief verinnerlichte Überzeugung, die sie sich selten eingestehen: Wenn jemand, den ich liebe, unglücklich ist, habe ich versagt.</w:t>
+        <w:t>Viele in diesem Muster tragen eine tief verinnerlichte Überzeugung, die sie sich selten eingestehen: Wenn mein Partner, meine Mutter, meine beste Freundin schlecht gelaunt ist, muss ich etwas geben, bis es wieder passt.</w:t>
       </w:r>
     </w:p>
     <w:p>
@@ -13813,7 +13818,7 @@
           <w:sz w:val="220"/>
           <w:szCs w:val="220"/>
         </w:rPr>
-        <w:t xml:space="preserve">Weil du als Erwachsene nicht davon abhängig bist, dass andere gut drauf sind. Du bist sicher, auch wenn jemand traurig oder wütend ist. Du brauchst die gute Stimmung anderer nicht, um zu existieren. Aber dein Nervensystem weiss das noch nicht. Es reagiert noch wie damals.</w:t>
+        <w:t>Weil du als Erwachsene nicht davon abhängig bist, dass andere gut drauf sind. Du bist sicher, auch wenn jemand traurig oder wütend ist. Du brauchst die gute Stimmung anderer nicht, um zu existieren. Aber ein Teil von dir weiss das noch nicht. Er zieht sich im Bauch zusammen, sobald sich die Stimmung im Raum verändert, und schickt dich auf die Suche nach etwas, das du reparieren kannst, bevor du überhaupt verstanden hast, was passiert ist.</w:t>
       </w:r>
     </w:p>
     <w:p>
@@ -14563,7 +14568,7 @@
           <w:sz w:val="220"/>
           <w:szCs w:val="220"/>
         </w:rPr>
-        <w:t xml:space="preserve">Wir alle tragen so eine Version von uns. Die Psychologie nennt sie das innere Kind.</w:t>
+        <w:t>Wir alle tragen so eine Version von uns. Manche nennen sie das innere Kind.</w:t>
       </w:r>
     </w:p>
     <w:p>
@@ -14939,7 +14944,7 @@
                 <w:sz w:val="210"/>
                 <w:szCs w:val="210"/>
               </w:rPr>
-              <w:t xml:space="preserve">„Nein," sagte ich. „Er ist es nicht. Aber dein Nervensystem weiss das noch nicht."</w:t>
+              <w:t>„Nein," sagte ich. „Er ist es nicht. Aber ein Teil von dir merkt das erst, wenn der Kloss im Hals schon da ist."</w:t>
             </w:r>
           </w:p>
         </w:tc>
@@ -15043,7 +15048,7 @@
           <w:sz w:val="220"/>
           <w:szCs w:val="220"/>
         </w:rPr>
-        <w:t xml:space="preserve">Mit dreiundzwanzig Monaten hatte Joanas Nervensystem beschlossen: Meine Aufgabe ist es, den Frieden zu wahren. Mehr als drei Jahrzehnte später tat es das noch immer, auch wenn der eigentliche Konflikt längst vorbei war.</w:t>
+        <w:t>Mit sieben Jahren hatte ein Teil von Joana beschlossen: Meine Aufgabe ist es, den Frieden zu wahren. Mehr als drei Jahrzehnte später pochte dieser Teil noch immer in den Schläfen, kaum merklich, auch wenn der eigentliche Konflikt längst vorbei war.</w:t>
       </w:r>
     </w:p>
     <w:p>
@@ -17139,7 +17144,7 @@
           <w:sz w:val="220"/>
           <w:szCs w:val="220"/>
         </w:rPr>
-        <w:t xml:space="preserve">Wenn du immer wieder das Gefühl hast, dass etwas nicht stimmt, auch wenn du es nicht benennen kannst, dann stimmt etwas nicht. Dein Nervensystem weiss das oft früher als dein Verstand. Der erste und wichtigste Schritt ist, diese Wahrnehmung nicht wegzureden.</w:t>
+        <w:t>Wenn du immer wieder das Gefühl hast, dass etwas nicht stimmt, auch wenn du es nicht benennen kannst, dann stimmt etwas nicht. Ein Teil von dir weiss das oft früher als dein Verstand. Der erste und wichtigste Schritt ist, diese Wahrnehmung nicht wegzureden.</w:t>
       </w:r>
     </w:p>
     <w:p>
